--- a/data/revised_2026-10_full/tracked/v2/Maths/SS4.1_Statistics_I/Mathematics_Statistics_I_FinalExplanation_TRACKED.docx
+++ b/data/revised_2026-10_full/tracked/v2/Maths/SS4.1_Statistics_I/Mathematics_Statistics_I_FinalExplanation_TRACKED.docx
@@ -691,7 +691,7 @@
               </w:rPr>
               <w:t xml:space="preserve">(c) If you made an ungrouped frequency table for Subject 1, what would you notice, and why does grouping help Madam Achieng more? (Key Inquiry </w:t>
             </w:r>
-            <w:del w:id="9001" w:author="Claude (AI) - proposed" w:date="2026-10-15T12:58:34Z">
+            <w:del w:id="9001" w:author="Claude (AI) - proposed" w:date="2026-10-18T00:31:43Z">
               <w:r>
                 <w:rPr>
                   <w:rFonts w:ascii="Arial" w:cs="Arial" w:eastAsia="Arial" w:hAnsi="Arial"/>
@@ -706,7 +706,7 @@
                 <w:delText xml:space="preserve">1</w:delText>
               </w:r>
             </w:del>
-            <w:ins w:id="9002" w:author="Claude (AI) - proposed" w:date="2026-10-15T12:58:34Z">
+            <w:ins w:id="9002" w:author="Claude (AI) - proposed" w:date="2026-10-18T00:31:43Z">
               <w:r>
                 <w:rPr>
                   <w:rFonts w:ascii="Arial" w:cs="Arial" w:eastAsia="Arial" w:hAnsi="Arial"/>
@@ -734,7 +734,7 @@
               </w:rPr>
               <w:t xml:space="preserve">: How do we </w:t>
             </w:r>
-            <w:del w:id="9003" w:author="Claude (AI) - proposed" w:date="2026-10-15T12:58:34Z">
+            <w:del w:id="9003" w:author="Claude (AI) - proposed" w:date="2026-10-18T00:31:43Z">
               <w:r>
                 <w:rPr>
                   <w:rFonts w:ascii="Arial" w:cs="Arial" w:eastAsia="Arial" w:hAnsi="Arial"/>
@@ -749,7 +749,7 @@
                 <w:delText xml:space="preserve">organise data using frequency distribution tables</w:delText>
               </w:r>
             </w:del>
-            <w:ins w:id="9004" w:author="Claude (AI) - proposed" w:date="2026-10-15T12:58:34Z">
+            <w:ins w:id="9004" w:author="Claude (AI) - proposed" w:date="2026-10-18T00:31:43Z">
               <w:r>
                 <w:rPr>
                   <w:rFonts w:ascii="Arial" w:cs="Arial" w:eastAsia="Arial" w:hAnsi="Arial"/>
@@ -2658,7 +2658,7 @@
               </w:rPr>
               <w:t xml:space="preserve">(c) Answer </w:t>
             </w:r>
-            <w:del w:id="9005" w:author="Claude (AI) - proposed" w:date="2026-10-15T12:58:34Z">
+            <w:del w:id="9005" w:author="Claude (AI) - proposed" w:date="2026-10-18T00:31:43Z">
               <w:r>
                 <w:rPr>
                   <w:rFonts w:ascii="Arial" w:cs="Arial" w:eastAsia="Arial" w:hAnsi="Arial"/>
@@ -2673,7 +2673,7 @@
                 <w:delText xml:space="preserve">Key Inquiry 2</w:delText>
               </w:r>
             </w:del>
-            <w:ins w:id="9006" w:author="Claude (AI) - proposed" w:date="2026-10-15T12:58:34Z">
+            <w:ins w:id="9006" w:author="Claude (AI) - proposed" w:date="2026-10-18T00:31:43Z">
               <w:r>
                 <w:rPr>
                   <w:rFonts w:ascii="Arial" w:cs="Arial" w:eastAsia="Arial" w:hAnsi="Arial"/>
@@ -2972,7 +2972,7 @@
               </w:rPr>
               <w:t xml:space="preserve">Organising data (frequency tables</w:t>
             </w:r>
-            <w:del w:id="9007" w:author="Claude (AI) - proposed" w:date="2026-10-15T12:58:34Z">
+            <w:del w:id="9007" w:author="Claude (AI) - proposed" w:date="2026-10-18T00:31:43Z">
               <w:r>
                 <w:rPr>
                   <w:rFonts w:ascii="Arial" w:cs="Arial" w:eastAsia="Arial" w:hAnsi="Arial"/>
@@ -3020,7 +3020,7 @@
               <w:spacing w:after="40" w:before="0"/>
               <w:jc w:val="left"/>
             </w:pPr>
-            <w:del w:id="9008" w:author="Claude (AI) - proposed" w:date="2026-10-15T12:58:34Z">
+            <w:del w:id="9008" w:author="Claude (AI) - proposed" w:date="2026-10-18T00:31:43Z">
               <w:r>
                 <w:rPr>
                   <w:rFonts w:ascii="Arial" w:cs="Arial" w:eastAsia="Arial" w:hAnsi="Arial"/>
@@ -3035,7 +3035,7 @@
                 <w:delText xml:space="preserve">Builds</w:delText>
               </w:r>
             </w:del>
-            <w:ins w:id="9009" w:author="Claude (AI) - proposed" w:date="2026-10-15T12:58:34Z">
+            <w:ins w:id="9009" w:author="Claude (AI) - proposed" w:date="2026-10-18T00:31:43Z">
               <w:r>
                 <w:rPr>
                   <w:rFonts w:ascii="Arial" w:cs="Arial" w:eastAsia="Arial" w:hAnsi="Arial"/>
@@ -3083,7 +3083,7 @@
               <w:spacing w:after="40" w:before="0"/>
               <w:jc w:val="left"/>
             </w:pPr>
-            <w:del w:id="9010" w:author="Claude (AI) - proposed" w:date="2026-10-15T12:58:34Z">
+            <w:del w:id="9010" w:author="Claude (AI) - proposed" w:date="2026-10-18T00:31:43Z">
               <w:r>
                 <w:rPr>
                   <w:rFonts w:ascii="Arial" w:cs="Arial" w:eastAsia="Arial" w:hAnsi="Arial"/>
@@ -3098,7 +3098,7 @@
                 <w:delText xml:space="preserve">Builds</w:delText>
               </w:r>
             </w:del>
-            <w:ins w:id="9011" w:author="Claude (AI) - proposed" w:date="2026-10-15T12:58:34Z">
+            <w:ins w:id="9011" w:author="Claude (AI) - proposed" w:date="2026-10-18T00:31:43Z">
               <w:r>
                 <w:rPr>
                   <w:rFonts w:ascii="Arial" w:cs="Arial" w:eastAsia="Arial" w:hAnsi="Arial"/>
@@ -3146,7 +3146,7 @@
               <w:spacing w:after="40" w:before="0"/>
               <w:jc w:val="left"/>
             </w:pPr>
-            <w:del w:id="9012" w:author="Claude (AI) - proposed" w:date="2026-10-15T12:58:34Z">
+            <w:del w:id="9012" w:author="Claude (AI) - proposed" w:date="2026-10-18T00:31:43Z">
               <w:r>
                 <w:rPr>
                   <w:rFonts w:ascii="Arial" w:cs="Arial" w:eastAsia="Arial" w:hAnsi="Arial"/>
@@ -3161,7 +3161,7 @@
                 <w:delText xml:space="preserve">Table</w:delText>
               </w:r>
             </w:del>
-            <w:ins w:id="9013" w:author="Claude (AI) - proposed" w:date="2026-10-15T12:58:34Z">
+            <w:ins w:id="9013" w:author="Claude (AI) - proposed" w:date="2026-10-18T00:31:43Z">
               <w:r>
                 <w:rPr>
                   <w:rFonts w:ascii="Arial" w:cs="Arial" w:eastAsia="Arial" w:hAnsi="Arial"/>
@@ -3189,7 +3189,7 @@
               </w:rPr>
               <w:t xml:space="preserve"> has several errors or totals that do not equal 20, or gives no reason for the choice of classes</w:t>
             </w:r>
-            <w:ins w:id="9014" w:author="Claude (AI) - proposed" w:date="2026-10-15T12:58:34Z">
+            <w:ins w:id="9014" w:author="Claude (AI) - proposed" w:date="2026-10-18T00:31:43Z">
               <w:r>
                 <w:rPr>
                   <w:rFonts w:ascii="Arial" w:cs="Arial" w:eastAsia="Arial" w:hAnsi="Arial"/>
@@ -3272,7 +3272,7 @@
               <w:spacing w:after="40" w:before="0"/>
               <w:jc w:val="left"/>
             </w:pPr>
-            <w:del w:id="9015" w:author="Claude (AI) - proposed" w:date="2026-10-15T12:58:34Z">
+            <w:del w:id="9015" w:author="Claude (AI) - proposed" w:date="2026-10-18T00:31:43Z">
               <w:r>
                 <w:rPr>
                   <w:rFonts w:ascii="Arial" w:cs="Arial" w:eastAsia="Arial" w:hAnsi="Arial"/>
@@ -3287,7 +3287,7 @@
                 <w:delText xml:space="preserve">All</w:delText>
               </w:r>
             </w:del>
-            <w:ins w:id="9016" w:author="Claude (AI) - proposed" w:date="2026-10-15T12:58:34Z">
+            <w:ins w:id="9016" w:author="Claude (AI) - proposed" w:date="2026-10-18T00:31:43Z">
               <w:r>
                 <w:rPr>
                   <w:rFonts w:ascii="Arial" w:cs="Arial" w:eastAsia="Arial" w:hAnsi="Arial"/>
@@ -3335,7 +3335,7 @@
               <w:spacing w:after="40" w:before="0"/>
               <w:jc w:val="left"/>
             </w:pPr>
-            <w:del w:id="9017" w:author="Claude (AI) - proposed" w:date="2026-10-15T12:58:34Z">
+            <w:del w:id="9017" w:author="Claude (AI) - proposed" w:date="2026-10-18T00:31:43Z">
               <w:r>
                 <w:rPr>
                   <w:rFonts w:ascii="Arial" w:cs="Arial" w:eastAsia="Arial" w:hAnsi="Arial"/>
@@ -3350,7 +3350,7 @@
                 <w:delText xml:space="preserve">Most</w:delText>
               </w:r>
             </w:del>
-            <w:ins w:id="9018" w:author="Claude (AI) - proposed" w:date="2026-10-15T12:58:34Z">
+            <w:ins w:id="9018" w:author="Claude (AI) - proposed" w:date="2026-10-18T00:31:43Z">
               <w:r>
                 <w:rPr>
                   <w:rFonts w:ascii="Arial" w:cs="Arial" w:eastAsia="Arial" w:hAnsi="Arial"/>
@@ -3398,7 +3398,7 @@
               <w:spacing w:after="40" w:before="0"/>
               <w:jc w:val="left"/>
             </w:pPr>
-            <w:del w:id="9019" w:author="Claude (AI) - proposed" w:date="2026-10-15T12:58:34Z">
+            <w:del w:id="9019" w:author="Claude (AI) - proposed" w:date="2026-10-18T00:31:43Z">
               <w:r>
                 <w:rPr>
                   <w:rFonts w:ascii="Arial" w:cs="Arial" w:eastAsia="Arial" w:hAnsi="Arial"/>
@@ -3413,7 +3413,7 @@
                 <w:delText xml:space="preserve">Several</w:delText>
               </w:r>
             </w:del>
-            <w:ins w:id="9020" w:author="Claude (AI) - proposed" w:date="2026-10-15T12:58:34Z">
+            <w:ins w:id="9020" w:author="Claude (AI) - proposed" w:date="2026-10-18T00:31:43Z">
               <w:r>
                 <w:rPr>
                   <w:rFonts w:ascii="Arial" w:cs="Arial" w:eastAsia="Arial" w:hAnsi="Arial"/>
@@ -3441,7 +3441,7 @@
               </w:rPr>
               <w:t xml:space="preserve"> measures are incorrect or working is missing, and </w:t>
             </w:r>
-            <w:ins w:id="9021" w:author="Claude (AI) - proposed" w:date="2026-10-15T12:58:34Z">
+            <w:ins w:id="9021" w:author="Claude (AI) - proposed" w:date="2026-10-18T00:31:43Z">
               <w:r>
                 <w:rPr>
                   <w:rFonts w:ascii="Arial" w:cs="Arial" w:eastAsia="Arial" w:hAnsi="Arial"/>
@@ -3524,7 +3524,7 @@
               <w:spacing w:after="40" w:before="0"/>
               <w:jc w:val="left"/>
             </w:pPr>
-            <w:del w:id="9022" w:author="Claude (AI) - proposed" w:date="2026-10-15T12:58:34Z">
+            <w:del w:id="9022" w:author="Claude (AI) - proposed" w:date="2026-10-18T00:31:43Z">
               <w:r>
                 <w:rPr>
                   <w:rFonts w:ascii="Arial" w:cs="Arial" w:eastAsia="Arial" w:hAnsi="Arial"/>
@@ -3539,7 +3539,7 @@
                 <w:delText xml:space="preserve">Uses</w:delText>
               </w:r>
             </w:del>
-            <w:ins w:id="9023" w:author="Claude (AI) - proposed" w:date="2026-10-15T12:58:34Z">
+            <w:ins w:id="9023" w:author="Claude (AI) - proposed" w:date="2026-10-18T00:31:43Z">
               <w:r>
                 <w:rPr>
                   <w:rFonts w:ascii="Arial" w:cs="Arial" w:eastAsia="Arial" w:hAnsi="Arial"/>
@@ -3587,7 +3587,7 @@
               <w:spacing w:after="40" w:before="0"/>
               <w:jc w:val="left"/>
             </w:pPr>
-            <w:del w:id="9024" w:author="Claude (AI) - proposed" w:date="2026-10-15T12:58:34Z">
+            <w:del w:id="9024" w:author="Claude (AI) - proposed" w:date="2026-10-18T00:31:43Z">
               <w:r>
                 <w:rPr>
                   <w:rFonts w:ascii="Arial" w:cs="Arial" w:eastAsia="Arial" w:hAnsi="Arial"/>
@@ -3602,7 +3602,7 @@
                 <w:delText xml:space="preserve">Uses</w:delText>
               </w:r>
             </w:del>
-            <w:ins w:id="9025" w:author="Claude (AI) - proposed" w:date="2026-10-15T12:58:34Z">
+            <w:ins w:id="9025" w:author="Claude (AI) - proposed" w:date="2026-10-18T00:31:43Z">
               <w:r>
                 <w:rPr>
                   <w:rFonts w:ascii="Arial" w:cs="Arial" w:eastAsia="Arial" w:hAnsi="Arial"/>
@@ -3650,7 +3650,7 @@
               <w:spacing w:after="40" w:before="0"/>
               <w:jc w:val="left"/>
             </w:pPr>
-            <w:del w:id="9026" w:author="Claude (AI) - proposed" w:date="2026-10-15T12:58:34Z">
+            <w:del w:id="9026" w:author="Claude (AI) - proposed" w:date="2026-10-18T00:31:43Z">
               <w:r>
                 <w:rPr>
                   <w:rFonts w:ascii="Arial" w:cs="Arial" w:eastAsia="Arial" w:hAnsi="Arial"/>
@@ -3665,7 +3665,7 @@
                 <w:delText xml:space="preserve">Only</w:delText>
               </w:r>
             </w:del>
-            <w:ins w:id="9027" w:author="Claude (AI) - proposed" w:date="2026-10-15T12:58:34Z">
+            <w:ins w:id="9027" w:author="Claude (AI) - proposed" w:date="2026-10-18T00:31:43Z">
               <w:r>
                 <w:rPr>
                   <w:rFonts w:ascii="Arial" w:cs="Arial" w:eastAsia="Arial" w:hAnsi="Arial"/>
@@ -3748,7 +3748,7 @@
               <w:spacing w:after="40" w:before="0"/>
               <w:jc w:val="left"/>
             </w:pPr>
-            <w:del w:id="9028" w:author="Claude (AI) - proposed" w:date="2026-10-15T12:58:34Z">
+            <w:del w:id="9028" w:author="Claude (AI) - proposed" w:date="2026-10-18T00:31:43Z">
               <w:r>
                 <w:rPr>
                   <w:rFonts w:ascii="Arial" w:cs="Arial" w:eastAsia="Arial" w:hAnsi="Arial"/>
@@ -3763,7 +3763,7 @@
                 <w:delText xml:space="preserve">Gives</w:delText>
               </w:r>
             </w:del>
-            <w:ins w:id="9029" w:author="Claude (AI) - proposed" w:date="2026-10-15T12:58:34Z">
+            <w:ins w:id="9029" w:author="Claude (AI) - proposed" w:date="2026-10-18T00:31:43Z">
               <w:r>
                 <w:rPr>
                   <w:rFonts w:ascii="Arial" w:cs="Arial" w:eastAsia="Arial" w:hAnsi="Arial"/>
@@ -3791,7 +3791,7 @@
               </w:rPr>
               <w:t xml:space="preserve"> a clear claim supported by several correct pieces of evidence</w:t>
             </w:r>
-            <w:ins w:id="9030" w:author="Claude (AI) - proposed" w:date="2026-10-15T12:58:34Z">
+            <w:ins w:id="9030" w:author="Claude (AI) - proposed" w:date="2026-10-18T00:31:43Z">
               <w:r>
                 <w:rPr>
                   <w:rFonts w:ascii="Arial" w:cs="Arial" w:eastAsia="Arial" w:hAnsi="Arial"/>
@@ -3839,7 +3839,7 @@
               <w:spacing w:after="40" w:before="0"/>
               <w:jc w:val="left"/>
             </w:pPr>
-            <w:del w:id="9031" w:author="Claude (AI) - proposed" w:date="2026-10-15T12:58:34Z">
+            <w:del w:id="9031" w:author="Claude (AI) - proposed" w:date="2026-10-18T00:31:43Z">
               <w:r>
                 <w:rPr>
                   <w:rFonts w:ascii="Arial" w:cs="Arial" w:eastAsia="Arial" w:hAnsi="Arial"/>
@@ -3854,7 +3854,7 @@
                 <w:delText xml:space="preserve">Gives</w:delText>
               </w:r>
             </w:del>
-            <w:ins w:id="9032" w:author="Claude (AI) - proposed" w:date="2026-10-15T12:58:34Z">
+            <w:ins w:id="9032" w:author="Claude (AI) - proposed" w:date="2026-10-18T00:31:43Z">
               <w:r>
                 <w:rPr>
                   <w:rFonts w:ascii="Arial" w:cs="Arial" w:eastAsia="Arial" w:hAnsi="Arial"/>
@@ -3902,7 +3902,7 @@
               <w:spacing w:after="40" w:before="0"/>
               <w:jc w:val="left"/>
             </w:pPr>
-            <w:del w:id="9033" w:author="Claude (AI) - proposed" w:date="2026-10-15T12:58:34Z">
+            <w:del w:id="9033" w:author="Claude (AI) - proposed" w:date="2026-10-18T00:31:43Z">
               <w:r>
                 <w:rPr>
                   <w:rFonts w:ascii="Arial" w:cs="Arial" w:eastAsia="Arial" w:hAnsi="Arial"/>
@@ -3917,7 +3917,7 @@
                 <w:delText xml:space="preserve">Claim</w:delText>
               </w:r>
             </w:del>
-            <w:ins w:id="9034" w:author="Claude (AI) - proposed" w:date="2026-10-15T12:58:34Z">
+            <w:ins w:id="9034" w:author="Claude (AI) - proposed" w:date="2026-10-18T00:31:43Z">
               <w:r>
                 <w:rPr>
                   <w:rFonts w:ascii="Arial" w:cs="Arial" w:eastAsia="Arial" w:hAnsi="Arial"/>
@@ -4000,7 +4000,7 @@
               <w:spacing w:after="40" w:before="0"/>
               <w:jc w:val="left"/>
             </w:pPr>
-            <w:del w:id="9035" w:author="Claude (AI) - proposed" w:date="2026-10-15T12:58:34Z">
+            <w:del w:id="9035" w:author="Claude (AI) - proposed" w:date="2026-10-18T00:31:43Z">
               <w:r>
                 <w:rPr>
                   <w:rFonts w:ascii="Arial" w:cs="Arial" w:eastAsia="Arial" w:hAnsi="Arial"/>
@@ -4015,7 +4015,7 @@
                 <w:delText xml:space="preserve">Treats</w:delText>
               </w:r>
             </w:del>
-            <w:ins w:id="9036" w:author="Claude (AI) - proposed" w:date="2026-10-15T12:58:34Z">
+            <w:ins w:id="9036" w:author="Claude (AI) - proposed" w:date="2026-10-18T00:31:43Z">
               <w:r>
                 <w:rPr>
                   <w:rFonts w:ascii="Arial" w:cs="Arial" w:eastAsia="Arial" w:hAnsi="Arial"/>
@@ -4063,7 +4063,7 @@
               <w:spacing w:after="40" w:before="0"/>
               <w:jc w:val="left"/>
             </w:pPr>
-            <w:del w:id="9037" w:author="Claude (AI) - proposed" w:date="2026-10-15T12:58:34Z">
+            <w:del w:id="9037" w:author="Claude (AI) - proposed" w:date="2026-10-18T00:31:43Z">
               <w:r>
                 <w:rPr>
                   <w:rFonts w:ascii="Arial" w:cs="Arial" w:eastAsia="Arial" w:hAnsi="Arial"/>
@@ -4078,7 +4078,7 @@
                 <w:delText xml:space="preserve">Recognises</w:delText>
               </w:r>
             </w:del>
-            <w:ins w:id="9038" w:author="Claude (AI) - proposed" w:date="2026-10-15T12:58:34Z">
+            <w:ins w:id="9038" w:author="Claude (AI) - proposed" w:date="2026-10-18T00:31:43Z">
               <w:r>
                 <w:rPr>
                   <w:rFonts w:ascii="Arial" w:cs="Arial" w:eastAsia="Arial" w:hAnsi="Arial"/>
@@ -4126,7 +4126,7 @@
               <w:spacing w:after="40" w:before="0"/>
               <w:jc w:val="left"/>
             </w:pPr>
-            <w:del w:id="9039" w:author="Claude (AI) - proposed" w:date="2026-10-15T12:58:34Z">
+            <w:del w:id="9039" w:author="Claude (AI) - proposed" w:date="2026-10-18T00:31:43Z">
               <w:r>
                 <w:rPr>
                   <w:rFonts w:ascii="Arial" w:cs="Arial" w:eastAsia="Arial" w:hAnsi="Arial"/>
@@ -4141,7 +4141,7 @@
                 <w:delText xml:space="preserve">States</w:delText>
               </w:r>
             </w:del>
-            <w:ins w:id="9040" w:author="Claude (AI) - proposed" w:date="2026-10-15T12:58:34Z">
+            <w:ins w:id="9040" w:author="Claude (AI) - proposed" w:date="2026-10-18T00:31:43Z">
               <w:r>
                 <w:rPr>
                   <w:rFonts w:ascii="Arial" w:cs="Arial" w:eastAsia="Arial" w:hAnsi="Arial"/>
@@ -4169,7 +4169,7 @@
               </w:rPr>
               <w:t xml:space="preserve"> a cause for the score difference as a fact</w:t>
             </w:r>
-            <w:ins w:id="9041" w:author="Claude (AI) - proposed" w:date="2026-10-15T12:58:34Z">
+            <w:ins w:id="9041" w:author="Claude (AI) - proposed" w:date="2026-10-18T00:31:43Z">
               <w:r>
                 <w:rPr>
                   <w:rFonts w:ascii="Arial" w:cs="Arial" w:eastAsia="Arial" w:hAnsi="Arial"/>
@@ -4319,7 +4319,7 @@
         </w:rPr>
         <w:t xml:space="preserve">© 2026 SeaVuria and ARES. This work is licensed under a </w:t>
       </w:r>
-      <w:hyperlink w:history="1" r:id="rIdov5qybghfy9wjgd1xg-su">
+      <w:hyperlink w:history="1" r:id="rIdqv-d6xz8eyjtqblre9ern">
         <w:r>
           <w:rPr>
             <w:rFonts w:ascii="Arial" w:cs="Arial" w:eastAsia="Arial" w:hAnsi="Arial"/>
@@ -4339,7 +4339,7 @@
         </w:rPr>
         <w:t xml:space="preserve"> (</w:t>
       </w:r>
-      <w:hyperlink w:history="1" r:id="rIdyven-tw6vmhkghoehg-x3">
+      <w:hyperlink w:history="1" r:id="rIdsnzutryi4v8mf-mhl_e7c">
         <w:r>
           <w:rPr>
             <w:rFonts w:ascii="Arial" w:cs="Arial" w:eastAsia="Arial" w:hAnsi="Arial"/>
@@ -4359,7 +4359,7 @@
         </w:rPr>
         <w:t xml:space="preserve">). To view a copy of this license, visit </w:t>
       </w:r>
-      <w:hyperlink w:history="1" r:id="rIdl2-83hb94r1qhuibicon1">
+      <w:hyperlink w:history="1" r:id="rId7tn5scr9rd5vknztheqmu">
         <w:r>
           <w:rPr>
             <w:rFonts w:ascii="Arial" w:cs="Arial" w:eastAsia="Arial" w:hAnsi="Arial"/>
